--- a/2.4 Virtualization.docx
+++ b/2.4 Virtualization.docx
@@ -12,7 +12,12 @@
     </w:p>
     <w:p>
       <w:r>
-        <w:t>Oct 17, 2026 · @jelly bean</w:t>
+        <w:t>Oct 17</w:t>
+      </w:r>
+      <w:bookmarkStart w:id="3" w:name="_GoBack"/>
+      <w:bookmarkEnd w:id="3"/>
+      <w:r>
+        <w:t>, 2026</w:t>
       </w:r>
     </w:p>
     <w:p>
@@ -3083,8 +3088,6 @@
       <w:r>
         <w:t>At least 2 user accounts in each OU</w:t>
       </w:r>
-      <w:bookmarkStart w:id="3" w:name="_GoBack"/>
-      <w:bookmarkEnd w:id="3"/>
     </w:p>
     <w:p>
       <w:pPr>
@@ -6033,12 +6036,6 @@
             <w:insideH w:val="single" w:color="auto" w:sz="4" w:space="0"/>
             <w:insideV w:val="single" w:color="auto" w:sz="4" w:space="0"/>
           </w:tblBorders>
-          <w:tblCellMar>
-            <w:top w:w="0" w:type="dxa"/>
-            <w:left w:w="108" w:type="dxa"/>
-            <w:bottom w:w="0" w:type="dxa"/>
-            <w:right w:w="108" w:type="dxa"/>
-          </w:tblCellMar>
         </w:tblPrEx>
         <w:trPr>
           <w:tblHeader/>
